--- a/Proyectos/FormatoInformeProyecto.docx
+++ b/Proyectos/FormatoInformeProyecto.docx
@@ -1145,102 +1145,6 @@
     </w:p>
     <w:p>
       <w:r>
-        <w:rPr>
-          <w:b/>
-          <w:bCs/>
-        </w:rPr>
-        <w:t>Lunes 16</w:t>
-      </w:r>
-      <w:r>
-        <w:rPr>
-          <w:b/>
-          <w:bCs/>
-        </w:rPr>
-        <w:t>.JUN:</w:t>
-      </w:r>
-      <w:r>
-        <w:t xml:space="preserve"> 2</w:t>
-      </w:r>
-      <w:r>
-        <w:t xml:space="preserve"> Grupo</w:t>
-      </w:r>
-    </w:p>
-    <w:p>
-      <w:bookmarkStart w:id="0" w:name="_GoBack"/>
-      <w:r>
-        <w:rPr>
-          <w:b/>
-          <w:bCs/>
-        </w:rPr>
-        <w:t>Jueves</w:t>
-      </w:r>
-      <w:r>
-        <w:rPr>
-          <w:b/>
-          <w:bCs/>
-        </w:rPr>
-        <w:t xml:space="preserve"> 19</w:t>
-      </w:r>
-      <w:r>
-        <w:rPr>
-          <w:b/>
-          <w:bCs/>
-        </w:rPr>
-        <w:t>.JUN</w:t>
-      </w:r>
-      <w:r>
-        <w:rPr>
-          <w:b/>
-          <w:bCs/>
-        </w:rPr>
-        <w:t>:</w:t>
-      </w:r>
-      <w:r>
-        <w:t xml:space="preserve"> </w:t>
-      </w:r>
-      <w:r>
-        <w:t>2 Grupos</w:t>
-      </w:r>
-    </w:p>
-    <w:bookmarkEnd w:id="0"/>
-    <w:p>
-      <w:r>
-        <w:rPr>
-          <w:b/>
-          <w:bCs/>
-        </w:rPr>
-        <w:t>Viernes</w:t>
-      </w:r>
-      <w:r>
-        <w:rPr>
-          <w:b/>
-          <w:bCs/>
-        </w:rPr>
-        <w:t xml:space="preserve"> 20</w:t>
-      </w:r>
-      <w:r>
-        <w:rPr>
-          <w:b/>
-          <w:bCs/>
-        </w:rPr>
-        <w:t>.JUN</w:t>
-      </w:r>
-      <w:r>
-        <w:rPr>
-          <w:b/>
-          <w:bCs/>
-        </w:rPr>
-        <w:t>:</w:t>
-      </w:r>
-      <w:r>
-        <w:t xml:space="preserve"> </w:t>
-      </w:r>
-      <w:r>
-        <w:t>Resto</w:t>
-      </w:r>
-    </w:p>
-    <w:p>
-      <w:r>
         <w:t>20 min de exposición y 5 min de preguntas.</w:t>
       </w:r>
     </w:p>
@@ -1642,7 +1546,12 @@
               <w:jc w:val="left"/>
             </w:pPr>
             <w:r>
-              <w:t>Exposición</w:t>
+              <w:t>Exposic</w:t>
+            </w:r>
+            <w:bookmarkStart w:id="0" w:name="_GoBack"/>
+            <w:bookmarkEnd w:id="0"/>
+            <w:r>
+              <w:t>ión</w:t>
             </w:r>
           </w:p>
         </w:tc>
